--- a/SARWAT AZIZ_timetable.docx
+++ b/SARWAT AZIZ_timetable.docx
@@ -187,11 +187,7 @@
             <w:tcW w:type="dxa" w:w="1080"/>
           </w:tcPr>
           <w:p>
-            <w:r>
-              <w:t>7A</w:t>
-              <w:br/>
-              <w:t>GENERAL SCIENCE</w:t>
-            </w:r>
+            <w:r/>
           </w:p>
         </w:tc>
         <w:tc>
@@ -232,10 +228,30 @@
           </w:tcPr>
           <w:p>
             <w:r>
-              <w:t>8B</w:t>
+              <w:t>6B</w:t>
               <w:br/>
               <w:t>GENERAL SCIENCE</w:t>
             </w:r>
+          </w:p>
+        </w:tc>
+        <w:tc>
+          <w:tcPr>
+            <w:tcW w:type="dxa" w:w="1080"/>
+          </w:tcPr>
+          <w:p>
+            <w:r>
+              <w:t>6B</w:t>
+              <w:br/>
+              <w:t>GENERAL SCIENCE</w:t>
+            </w:r>
+          </w:p>
+        </w:tc>
+        <w:tc>
+          <w:tcPr>
+            <w:tcW w:type="dxa" w:w="1080"/>
+          </w:tcPr>
+          <w:p>
+            <w:r/>
           </w:p>
         </w:tc>
         <w:tc>
@@ -255,28 +271,8 @@
             <w:tcW w:type="dxa" w:w="1080"/>
           </w:tcPr>
           <w:p>
-            <w:r/>
-          </w:p>
-        </w:tc>
-        <w:tc>
-          <w:tcPr>
-            <w:tcW w:type="dxa" w:w="1080"/>
-          </w:tcPr>
-          <w:p>
             <w:r>
-              <w:t>7D</w:t>
-              <w:br/>
-              <w:t>GENERAL SCIENCE</w:t>
-            </w:r>
-          </w:p>
-        </w:tc>
-        <w:tc>
-          <w:tcPr>
-            <w:tcW w:type="dxa" w:w="1080"/>
-          </w:tcPr>
-          <w:p>
-            <w:r>
-              <w:t>8B</w:t>
+              <w:t>6A</w:t>
               <w:br/>
               <w:t>GENERAL SCIENCE</w:t>
             </w:r>
@@ -319,6 +315,18 @@
             <w:tcW w:type="dxa" w:w="1080"/>
           </w:tcPr>
           <w:p>
+            <w:r>
+              <w:t>6A</w:t>
+              <w:br/>
+              <w:t>GENERAL SCIENCE</w:t>
+            </w:r>
+          </w:p>
+        </w:tc>
+        <w:tc>
+          <w:tcPr>
+            <w:tcW w:type="dxa" w:w="1080"/>
+          </w:tcPr>
+          <w:p>
             <w:r/>
           </w:p>
         </w:tc>
@@ -336,7 +344,7 @@
           </w:tcPr>
           <w:p>
             <w:r>
-              <w:t>6B</w:t>
+              <w:t>7D</w:t>
               <w:br/>
               <w:t>GENERAL SCIENCE</w:t>
             </w:r>
@@ -348,19 +356,7 @@
           </w:tcPr>
           <w:p>
             <w:r>
-              <w:t>8B</w:t>
-              <w:br/>
-              <w:t>GENERAL SCIENCE</w:t>
-            </w:r>
-          </w:p>
-        </w:tc>
-        <w:tc>
-          <w:tcPr>
-            <w:tcW w:type="dxa" w:w="1080"/>
-          </w:tcPr>
-          <w:p>
-            <w:r>
-              <w:t>6A</w:t>
+              <w:t>7D</w:t>
               <w:br/>
               <w:t>GENERAL SCIENCE</w:t>
             </w:r>
@@ -403,8 +399,16 @@
             <w:tcW w:type="dxa" w:w="1080"/>
           </w:tcPr>
           <w:p>
+            <w:r/>
+          </w:p>
+        </w:tc>
+        <w:tc>
+          <w:tcPr>
+            <w:tcW w:type="dxa" w:w="1080"/>
+          </w:tcPr>
+          <w:p>
             <w:r>
-              <w:t>6A</w:t>
+              <w:t>8B</w:t>
               <w:br/>
               <w:t>GENERAL SCIENCE</w:t>
             </w:r>
@@ -416,7 +420,27 @@
           </w:tcPr>
           <w:p>
             <w:r>
-              <w:t>6B</w:t>
+              <w:t>8B</w:t>
+              <w:br/>
+              <w:t>GENERAL SCIENCE</w:t>
+            </w:r>
+          </w:p>
+        </w:tc>
+        <w:tc>
+          <w:tcPr>
+            <w:tcW w:type="dxa" w:w="1080"/>
+          </w:tcPr>
+          <w:p>
+            <w:r/>
+          </w:p>
+        </w:tc>
+        <w:tc>
+          <w:tcPr>
+            <w:tcW w:type="dxa" w:w="1080"/>
+          </w:tcPr>
+          <w:p>
+            <w:r>
+              <w:t>7A</w:t>
               <w:br/>
               <w:t>GENERAL SCIENCE</w:t>
             </w:r>
@@ -428,9 +452,29 @@
           </w:tcPr>
           <w:p>
             <w:r>
-              <w:t>7D</w:t>
-              <w:br/>
-              <w:t>GENERAL SCIENCE</w:t>
+              <w:t>9:50-10:25</w:t>
+            </w:r>
+          </w:p>
+        </w:tc>
+      </w:tr>
+      <w:tr>
+        <w:tc>
+          <w:tcPr>
+            <w:tcW w:type="dxa" w:w="1080"/>
+          </w:tcPr>
+          <w:p>
+            <w:r>
+              <w:t>Lunch</w:t>
+            </w:r>
+          </w:p>
+        </w:tc>
+        <w:tc>
+          <w:tcPr>
+            <w:tcW w:type="dxa" w:w="1080"/>
+          </w:tcPr>
+          <w:p>
+            <w:r>
+              <w:t>10:50-11:20</w:t>
             </w:r>
           </w:p>
         </w:tc>
@@ -455,55 +499,7 @@
             <w:tcW w:type="dxa" w:w="1080"/>
           </w:tcPr>
           <w:p>
-            <w:r>
-              <w:t>9:50-10:25</w:t>
-            </w:r>
-          </w:p>
-        </w:tc>
-      </w:tr>
-      <w:tr>
-        <w:tc>
-          <w:tcPr>
-            <w:tcW w:type="dxa" w:w="1080"/>
-          </w:tcPr>
-          <w:p>
-            <w:r>
-              <w:t>P5</w:t>
-            </w:r>
-          </w:p>
-        </w:tc>
-        <w:tc>
-          <w:tcPr>
-            <w:tcW w:type="dxa" w:w="1080"/>
-          </w:tcPr>
-          <w:p>
-            <w:r>
-              <w:t>10:50-11:30</w:t>
-            </w:r>
-          </w:p>
-        </w:tc>
-        <w:tc>
-          <w:tcPr>
-            <w:tcW w:type="dxa" w:w="1080"/>
-          </w:tcPr>
-          <w:p>
-            <w:r>
-              <w:t>7D</w:t>
-              <w:br/>
-              <w:t>GENERAL SCIENCE</w:t>
-            </w:r>
-          </w:p>
-        </w:tc>
-        <w:tc>
-          <w:tcPr>
-            <w:tcW w:type="dxa" w:w="1080"/>
-          </w:tcPr>
-          <w:p>
-            <w:r>
-              <w:t>7D</w:t>
-              <w:br/>
-              <w:t>GENERAL SCIENCE</w:t>
-            </w:r>
+            <w:r/>
           </w:p>
         </w:tc>
         <w:tc>
@@ -528,17 +524,7 @@
           </w:tcPr>
           <w:p>
             <w:r>
-              <w:t>Lunch</w:t>
-            </w:r>
-          </w:p>
-        </w:tc>
-        <w:tc>
-          <w:tcPr>
-            <w:tcW w:type="dxa" w:w="1080"/>
-          </w:tcPr>
-          <w:p>
-            <w:r>
-              <w:t>10:55-11:35</w:t>
+              <w:t>10:25-10:55</w:t>
             </w:r>
           </w:p>
         </w:tc>
@@ -550,7 +536,7 @@
           </w:tcPr>
           <w:p>
             <w:r>
-              <w:t>Lunch</w:t>
+              <w:t>P5</w:t>
             </w:r>
           </w:p>
         </w:tc>
@@ -560,7 +546,7 @@
           </w:tcPr>
           <w:p>
             <w:r>
-              <w:t>11:30-12:00</w:t>
+              <w:t>11:20-12:00</w:t>
             </w:r>
           </w:p>
         </w:tc>
@@ -602,7 +588,7 @@
           </w:tcPr>
           <w:p>
             <w:r>
-              <w:t>8B</w:t>
+              <w:t>6B</w:t>
               <w:br/>
               <w:t>GENERAL SCIENCE</w:t>
             </w:r>
@@ -614,7 +600,7 @@
           </w:tcPr>
           <w:p>
             <w:r>
-              <w:t>10:25-10:55</w:t>
+              <w:t>10:55-11:35</w:t>
             </w:r>
           </w:p>
         </w:tc>
@@ -645,18 +631,6 @@
             <w:tcW w:type="dxa" w:w="1080"/>
           </w:tcPr>
           <w:p>
-            <w:r>
-              <w:t>7D</w:t>
-              <w:br/>
-              <w:t>GENERAL SCIENCE</w:t>
-            </w:r>
-          </w:p>
-        </w:tc>
-        <w:tc>
-          <w:tcPr>
-            <w:tcW w:type="dxa" w:w="1080"/>
-          </w:tcPr>
-          <w:p>
             <w:r/>
           </w:p>
         </w:tc>
@@ -673,7 +647,11 @@
             <w:tcW w:type="dxa" w:w="1080"/>
           </w:tcPr>
           <w:p>
-            <w:r/>
+            <w:r>
+              <w:t>6A</w:t>
+              <w:br/>
+              <w:t>GENERAL SCIENCE</w:t>
+            </w:r>
           </w:p>
         </w:tc>
         <w:tc>
@@ -681,7 +659,23 @@
             <w:tcW w:type="dxa" w:w="1080"/>
           </w:tcPr>
           <w:p>
-            <w:r/>
+            <w:r>
+              <w:t>6B</w:t>
+              <w:br/>
+              <w:t>GENERAL SCIENCE</w:t>
+            </w:r>
+          </w:p>
+        </w:tc>
+        <w:tc>
+          <w:tcPr>
+            <w:tcW w:type="dxa" w:w="1080"/>
+          </w:tcPr>
+          <w:p>
+            <w:r>
+              <w:t>8B</w:t>
+              <w:br/>
+              <w:t>GENERAL SCIENCE</w:t>
+            </w:r>
           </w:p>
         </w:tc>
         <w:tc>
@@ -722,7 +716,19 @@
           </w:tcPr>
           <w:p>
             <w:r>
-              <w:t>6B</w:t>
+              <w:t>7D</w:t>
+              <w:br/>
+              <w:t>GENERAL SCIENCE</w:t>
+            </w:r>
+          </w:p>
+        </w:tc>
+        <w:tc>
+          <w:tcPr>
+            <w:tcW w:type="dxa" w:w="1080"/>
+          </w:tcPr>
+          <w:p>
+            <w:r>
+              <w:t>6A</w:t>
               <w:br/>
               <w:t>GENERAL SCIENCE</w:t>
             </w:r>
@@ -746,19 +752,7 @@
           </w:tcPr>
           <w:p>
             <w:r>
-              <w:t>6A</w:t>
-              <w:br/>
-              <w:t>GENERAL SCIENCE</w:t>
-            </w:r>
-          </w:p>
-        </w:tc>
-        <w:tc>
-          <w:tcPr>
-            <w:tcW w:type="dxa" w:w="1080"/>
-          </w:tcPr>
-          <w:p>
-            <w:r>
-              <w:t>6A</w:t>
+              <w:t>8B</w:t>
               <w:br/>
               <w:t>GENERAL SCIENCE</w:t>
             </w:r>
@@ -807,22 +801,6 @@
             <w:tcW w:type="dxa" w:w="1080"/>
           </w:tcPr>
           <w:p>
-            <w:r/>
-          </w:p>
-        </w:tc>
-        <w:tc>
-          <w:tcPr>
-            <w:tcW w:type="dxa" w:w="1080"/>
-          </w:tcPr>
-          <w:p>
-            <w:r/>
-          </w:p>
-        </w:tc>
-        <w:tc>
-          <w:tcPr>
-            <w:tcW w:type="dxa" w:w="1080"/>
-          </w:tcPr>
-          <w:p>
             <w:r>
               <w:t>8B</w:t>
               <w:br/>
@@ -836,10 +814,30 @@
           </w:tcPr>
           <w:p>
             <w:r>
-              <w:t>6B</w:t>
+              <w:t>7D</w:t>
               <w:br/>
               <w:t>GENERAL SCIENCE</w:t>
             </w:r>
+          </w:p>
+        </w:tc>
+        <w:tc>
+          <w:tcPr>
+            <w:tcW w:type="dxa" w:w="1080"/>
+          </w:tcPr>
+          <w:p>
+            <w:r>
+              <w:t>7D</w:t>
+              <w:br/>
+              <w:t>GENERAL SCIENCE</w:t>
+            </w:r>
+          </w:p>
+        </w:tc>
+        <w:tc>
+          <w:tcPr>
+            <w:tcW w:type="dxa" w:w="1080"/>
+          </w:tcPr>
+          <w:p>
+            <w:r/>
           </w:p>
         </w:tc>
         <w:tc>

--- a/SARWAT AZIZ_timetable.docx
+++ b/SARWAT AZIZ_timetable.docx
@@ -22,92 +22,116 @@
         <w:tblLook w:firstColumn="1" w:firstRow="1" w:lastColumn="0" w:lastRow="0" w:noHBand="0" w:noVBand="1" w:val="04A0"/>
       </w:tblPr>
       <w:tblGrid>
-        <w:gridCol w:w="1080"/>
-        <w:gridCol w:w="1080"/>
-        <w:gridCol w:w="1080"/>
-        <w:gridCol w:w="1080"/>
-        <w:gridCol w:w="1080"/>
-        <w:gridCol w:w="1080"/>
-        <w:gridCol w:w="1080"/>
-        <w:gridCol w:w="1080"/>
+        <w:gridCol w:w="1530"/>
+        <w:gridCol w:w="1530"/>
+        <w:gridCol w:w="1530"/>
+        <w:gridCol w:w="1530"/>
+        <w:gridCol w:w="1530"/>
+        <w:gridCol w:w="1530"/>
+        <w:gridCol w:w="1530"/>
+        <w:gridCol w:w="1530"/>
       </w:tblGrid>
       <w:tr>
         <w:tc>
           <w:tcPr>
-            <w:tcW w:type="dxa" w:w="1080"/>
+            <w:tcW w:type="dxa" w:w="1530"/>
           </w:tcPr>
           <w:p>
             <w:r>
+              <w:rPr>
+                <w:b/>
+              </w:rPr>
               <w:t>Period</w:t>
             </w:r>
           </w:p>
         </w:tc>
         <w:tc>
           <w:tcPr>
-            <w:tcW w:type="dxa" w:w="1080"/>
+            <w:tcW w:type="dxa" w:w="1530"/>
           </w:tcPr>
           <w:p>
             <w:r>
-              <w:t>Mon-Thu Time</w:t>
+              <w:rPr>
+                <w:b/>
+              </w:rPr>
+              <w:t>Mon-Wed Time</w:t>
             </w:r>
           </w:p>
         </w:tc>
         <w:tc>
           <w:tcPr>
-            <w:tcW w:type="dxa" w:w="1080"/>
+            <w:tcW w:type="dxa" w:w="1530"/>
           </w:tcPr>
           <w:p>
             <w:r>
+              <w:rPr>
+                <w:b/>
+              </w:rPr>
               <w:t>Mon</w:t>
             </w:r>
           </w:p>
         </w:tc>
         <w:tc>
           <w:tcPr>
-            <w:tcW w:type="dxa" w:w="1080"/>
+            <w:tcW w:type="dxa" w:w="1530"/>
           </w:tcPr>
           <w:p>
             <w:r>
+              <w:rPr>
+                <w:b/>
+              </w:rPr>
               <w:t>Tue</w:t>
             </w:r>
           </w:p>
         </w:tc>
         <w:tc>
           <w:tcPr>
-            <w:tcW w:type="dxa" w:w="1080"/>
+            <w:tcW w:type="dxa" w:w="1530"/>
           </w:tcPr>
           <w:p>
             <w:r>
+              <w:rPr>
+                <w:b/>
+              </w:rPr>
               <w:t>Wed</w:t>
             </w:r>
           </w:p>
         </w:tc>
         <w:tc>
           <w:tcPr>
-            <w:tcW w:type="dxa" w:w="1080"/>
+            <w:tcW w:type="dxa" w:w="1530"/>
           </w:tcPr>
           <w:p>
             <w:r>
+              <w:rPr>
+                <w:b/>
+              </w:rPr>
               <w:t>Thu</w:t>
             </w:r>
           </w:p>
         </w:tc>
         <w:tc>
           <w:tcPr>
-            <w:tcW w:type="dxa" w:w="1080"/>
+            <w:tcW w:type="dxa" w:w="1530"/>
           </w:tcPr>
           <w:p>
             <w:r>
+              <w:rPr>
+                <w:b/>
+              </w:rPr>
               <w:t>Fri</w:t>
             </w:r>
           </w:p>
         </w:tc>
         <w:tc>
           <w:tcPr>
-            <w:tcW w:type="dxa" w:w="1080"/>
+            <w:tcW w:type="dxa" w:w="1530"/>
           </w:tcPr>
           <w:p>
             <w:r>
+              <w:rPr>
+                <w:b/>
+              </w:rPr>
               <w:t>Fri Time</w:t>
             </w:r>
           </w:p>
@@ -116,7 +140,7 @@
       <w:tr>
         <w:tc>
           <w:tcPr>
-            <w:tcW w:type="dxa" w:w="1080"/>
+            <w:tcW w:type="dxa" w:w="1530"/>
           </w:tcPr>
           <w:p>
             <w:r>
@@ -126,7 +150,7 @@
         </w:tc>
         <w:tc>
           <w:tcPr>
-            <w:tcW w:type="dxa" w:w="1080"/>
+            <w:tcW w:type="dxa" w:w="1530"/>
           </w:tcPr>
           <w:p>
             <w:r>
@@ -136,7 +160,7 @@
         </w:tc>
         <w:tc>
           <w:tcPr>
-            <w:tcW w:type="dxa" w:w="1080"/>
+            <w:tcW w:type="dxa" w:w="1530"/>
           </w:tcPr>
           <w:p>
             <w:r>
@@ -148,7 +172,7 @@
         </w:tc>
         <w:tc>
           <w:tcPr>
-            <w:tcW w:type="dxa" w:w="1080"/>
+            <w:tcW w:type="dxa" w:w="1530"/>
           </w:tcPr>
           <w:p>
             <w:r>
@@ -160,7 +184,7 @@
         </w:tc>
         <w:tc>
           <w:tcPr>
-            <w:tcW w:type="dxa" w:w="1080"/>
+            <w:tcW w:type="dxa" w:w="1530"/>
           </w:tcPr>
           <w:p>
             <w:r>
@@ -172,7 +196,7 @@
         </w:tc>
         <w:tc>
           <w:tcPr>
-            <w:tcW w:type="dxa" w:w="1080"/>
+            <w:tcW w:type="dxa" w:w="1530"/>
           </w:tcPr>
           <w:p>
             <w:r>
@@ -184,15 +208,19 @@
         </w:tc>
         <w:tc>
           <w:tcPr>
-            <w:tcW w:type="dxa" w:w="1080"/>
+            <w:tcW w:type="dxa" w:w="1530"/>
           </w:tcPr>
           <w:p>
-            <w:r/>
+            <w:r>
+              <w:t>7D</w:t>
+              <w:br/>
+              <w:t>GENERAL SCIENCE</w:t>
+            </w:r>
           </w:p>
         </w:tc>
         <w:tc>
           <w:tcPr>
-            <w:tcW w:type="dxa" w:w="1080"/>
+            <w:tcW w:type="dxa" w:w="1530"/>
           </w:tcPr>
           <w:p>
             <w:r>
@@ -204,7 +232,7 @@
       <w:tr>
         <w:tc>
           <w:tcPr>
-            <w:tcW w:type="dxa" w:w="1080"/>
+            <w:tcW w:type="dxa" w:w="1530"/>
           </w:tcPr>
           <w:p>
             <w:r>
@@ -214,7 +242,7 @@
         </w:tc>
         <w:tc>
           <w:tcPr>
-            <w:tcW w:type="dxa" w:w="1080"/>
+            <w:tcW w:type="dxa" w:w="1530"/>
           </w:tcPr>
           <w:p>
             <w:r>
@@ -224,7 +252,7 @@
         </w:tc>
         <w:tc>
           <w:tcPr>
-            <w:tcW w:type="dxa" w:w="1080"/>
+            <w:tcW w:type="dxa" w:w="1530"/>
           </w:tcPr>
           <w:p>
             <w:r>
@@ -236,7 +264,331 @@
         </w:tc>
         <w:tc>
           <w:tcPr>
-            <w:tcW w:type="dxa" w:w="1080"/>
+            <w:tcW w:type="dxa" w:w="1530"/>
+          </w:tcPr>
+          <w:p>
+            <w:r/>
+          </w:p>
+        </w:tc>
+        <w:tc>
+          <w:tcPr>
+            <w:tcW w:type="dxa" w:w="1530"/>
+          </w:tcPr>
+          <w:p>
+            <w:r/>
+          </w:p>
+        </w:tc>
+        <w:tc>
+          <w:tcPr>
+            <w:tcW w:type="dxa" w:w="1530"/>
+          </w:tcPr>
+          <w:p>
+            <w:r/>
+          </w:p>
+        </w:tc>
+        <w:tc>
+          <w:tcPr>
+            <w:tcW w:type="dxa" w:w="1530"/>
+          </w:tcPr>
+          <w:p>
+            <w:r>
+              <w:t>7A</w:t>
+              <w:br/>
+              <w:t>GENERAL SCIENCE</w:t>
+            </w:r>
+          </w:p>
+        </w:tc>
+        <w:tc>
+          <w:tcPr>
+            <w:tcW w:type="dxa" w:w="1530"/>
+          </w:tcPr>
+          <w:p>
+            <w:r>
+              <w:t>8:40-9:15</w:t>
+            </w:r>
+          </w:p>
+        </w:tc>
+      </w:tr>
+      <w:tr>
+        <w:tc>
+          <w:tcPr>
+            <w:tcW w:type="dxa" w:w="1530"/>
+          </w:tcPr>
+          <w:p>
+            <w:r>
+              <w:t>P3</w:t>
+            </w:r>
+          </w:p>
+        </w:tc>
+        <w:tc>
+          <w:tcPr>
+            <w:tcW w:type="dxa" w:w="1530"/>
+          </w:tcPr>
+          <w:p>
+            <w:r>
+              <w:t>9:30-10:10</w:t>
+            </w:r>
+          </w:p>
+        </w:tc>
+        <w:tc>
+          <w:tcPr>
+            <w:tcW w:type="dxa" w:w="1530"/>
+          </w:tcPr>
+          <w:p>
+            <w:r/>
+          </w:p>
+        </w:tc>
+        <w:tc>
+          <w:tcPr>
+            <w:tcW w:type="dxa" w:w="1530"/>
+          </w:tcPr>
+          <w:p>
+            <w:r/>
+          </w:p>
+        </w:tc>
+        <w:tc>
+          <w:tcPr>
+            <w:tcW w:type="dxa" w:w="1530"/>
+          </w:tcPr>
+          <w:p>
+            <w:r>
+              <w:t>7D</w:t>
+              <w:br/>
+              <w:t>GENERAL SCIENCE</w:t>
+            </w:r>
+          </w:p>
+        </w:tc>
+        <w:tc>
+          <w:tcPr>
+            <w:tcW w:type="dxa" w:w="1530"/>
+          </w:tcPr>
+          <w:p>
+            <w:r>
+              <w:t>7D</w:t>
+              <w:br/>
+              <w:t>GENERAL SCIENCE</w:t>
+            </w:r>
+          </w:p>
+        </w:tc>
+        <w:tc>
+          <w:tcPr>
+            <w:tcW w:type="dxa" w:w="1530"/>
+          </w:tcPr>
+          <w:p>
+            <w:r>
+              <w:t>8B</w:t>
+              <w:br/>
+              <w:t>GENERAL SCIENCE</w:t>
+            </w:r>
+          </w:p>
+        </w:tc>
+        <w:tc>
+          <w:tcPr>
+            <w:tcW w:type="dxa" w:w="1530"/>
+          </w:tcPr>
+          <w:p>
+            <w:r>
+              <w:t>9:15-9:50</w:t>
+            </w:r>
+          </w:p>
+        </w:tc>
+      </w:tr>
+      <w:tr>
+        <w:tc>
+          <w:tcPr>
+            <w:tcW w:type="dxa" w:w="1530"/>
+          </w:tcPr>
+          <w:p>
+            <w:r>
+              <w:t>P4</w:t>
+            </w:r>
+          </w:p>
+        </w:tc>
+        <w:tc>
+          <w:tcPr>
+            <w:tcW w:type="dxa" w:w="1530"/>
+          </w:tcPr>
+          <w:p>
+            <w:r>
+              <w:t>10:10-10:50</w:t>
+            </w:r>
+          </w:p>
+        </w:tc>
+        <w:tc>
+          <w:tcPr>
+            <w:tcW w:type="dxa" w:w="1530"/>
+          </w:tcPr>
+          <w:p>
+            <w:r>
+              <w:t>7D</w:t>
+              <w:br/>
+              <w:t>GENERAL SCIENCE</w:t>
+            </w:r>
+          </w:p>
+        </w:tc>
+        <w:tc>
+          <w:tcPr>
+            <w:tcW w:type="dxa" w:w="1530"/>
+          </w:tcPr>
+          <w:p>
+            <w:r>
+              <w:t>6A</w:t>
+              <w:br/>
+              <w:t>GENERAL SCIENCE</w:t>
+            </w:r>
+          </w:p>
+        </w:tc>
+        <w:tc>
+          <w:tcPr>
+            <w:tcW w:type="dxa" w:w="1530"/>
+          </w:tcPr>
+          <w:p>
+            <w:r/>
+          </w:p>
+        </w:tc>
+        <w:tc>
+          <w:tcPr>
+            <w:tcW w:type="dxa" w:w="1530"/>
+          </w:tcPr>
+          <w:p>
+            <w:r>
+              <w:t>8B</w:t>
+              <w:br/>
+              <w:t>GENERAL SCIENCE</w:t>
+            </w:r>
+          </w:p>
+        </w:tc>
+        <w:tc>
+          <w:tcPr>
+            <w:tcW w:type="dxa" w:w="1530"/>
+          </w:tcPr>
+          <w:p>
+            <w:r/>
+          </w:p>
+        </w:tc>
+        <w:tc>
+          <w:tcPr>
+            <w:tcW w:type="dxa" w:w="1530"/>
+          </w:tcPr>
+          <w:p>
+            <w:r>
+              <w:t>9:50-10:25</w:t>
+            </w:r>
+          </w:p>
+        </w:tc>
+      </w:tr>
+      <w:tr>
+        <w:tc>
+          <w:tcPr>
+            <w:tcW w:type="dxa" w:w="1530"/>
+          </w:tcPr>
+          <w:p>
+            <w:r>
+              <w:t>Lunch</w:t>
+            </w:r>
+          </w:p>
+        </w:tc>
+        <w:tc>
+          <w:tcPr>
+            <w:tcW w:type="dxa" w:w="1530"/>
+          </w:tcPr>
+          <w:p>
+            <w:r>
+              <w:t>10:50-11:20</w:t>
+            </w:r>
+          </w:p>
+        </w:tc>
+        <w:tc>
+          <w:tcPr>
+            <w:tcW w:type="dxa" w:w="1530"/>
+          </w:tcPr>
+          <w:p>
+            <w:r/>
+          </w:p>
+        </w:tc>
+        <w:tc>
+          <w:tcPr>
+            <w:tcW w:type="dxa" w:w="1530"/>
+          </w:tcPr>
+          <w:p>
+            <w:r/>
+          </w:p>
+        </w:tc>
+        <w:tc>
+          <w:tcPr>
+            <w:tcW w:type="dxa" w:w="1530"/>
+          </w:tcPr>
+          <w:p>
+            <w:r/>
+          </w:p>
+        </w:tc>
+        <w:tc>
+          <w:tcPr>
+            <w:tcW w:type="dxa" w:w="1530"/>
+          </w:tcPr>
+          <w:p>
+            <w:r/>
+          </w:p>
+        </w:tc>
+        <w:tc>
+          <w:tcPr>
+            <w:tcW w:type="dxa" w:w="1530"/>
+          </w:tcPr>
+          <w:p>
+            <w:r/>
+          </w:p>
+        </w:tc>
+        <w:tc>
+          <w:tcPr>
+            <w:tcW w:type="dxa" w:w="1530"/>
+          </w:tcPr>
+          <w:p>
+            <w:r>
+              <w:t>10:25-10:55</w:t>
+            </w:r>
+          </w:p>
+        </w:tc>
+      </w:tr>
+      <w:tr>
+        <w:tc>
+          <w:tcPr>
+            <w:tcW w:type="dxa" w:w="1530"/>
+          </w:tcPr>
+          <w:p>
+            <w:r>
+              <w:t>P5</w:t>
+            </w:r>
+          </w:p>
+        </w:tc>
+        <w:tc>
+          <w:tcPr>
+            <w:tcW w:type="dxa" w:w="1530"/>
+          </w:tcPr>
+          <w:p>
+            <w:r>
+              <w:t>11:20-12:00</w:t>
+            </w:r>
+          </w:p>
+        </w:tc>
+        <w:tc>
+          <w:tcPr>
+            <w:tcW w:type="dxa" w:w="1530"/>
+          </w:tcPr>
+          <w:p>
+            <w:r/>
+          </w:p>
+        </w:tc>
+        <w:tc>
+          <w:tcPr>
+            <w:tcW w:type="dxa" w:w="1530"/>
+          </w:tcPr>
+          <w:p>
+            <w:r/>
+          </w:p>
+        </w:tc>
+        <w:tc>
+          <w:tcPr>
+            <w:tcW w:type="dxa" w:w="1530"/>
           </w:tcPr>
           <w:p>
             <w:r>
@@ -248,7 +600,7 @@
         </w:tc>
         <w:tc>
           <w:tcPr>
-            <w:tcW w:type="dxa" w:w="1080"/>
+            <w:tcW w:type="dxa" w:w="1530"/>
           </w:tcPr>
           <w:p>
             <w:r/>
@@ -256,7 +608,75 @@
         </w:tc>
         <w:tc>
           <w:tcPr>
-            <w:tcW w:type="dxa" w:w="1080"/>
+            <w:tcW w:type="dxa" w:w="1530"/>
+          </w:tcPr>
+          <w:p>
+            <w:r>
+              <w:t>6B</w:t>
+              <w:br/>
+              <w:t>GENERAL SCIENCE</w:t>
+            </w:r>
+          </w:p>
+        </w:tc>
+        <w:tc>
+          <w:tcPr>
+            <w:tcW w:type="dxa" w:w="1530"/>
+          </w:tcPr>
+          <w:p>
+            <w:r>
+              <w:t>10:55-11:35</w:t>
+            </w:r>
+          </w:p>
+        </w:tc>
+      </w:tr>
+      <w:tr>
+        <w:tc>
+          <w:tcPr>
+            <w:tcW w:type="dxa" w:w="1530"/>
+          </w:tcPr>
+          <w:p>
+            <w:r>
+              <w:t>P6</w:t>
+            </w:r>
+          </w:p>
+        </w:tc>
+        <w:tc>
+          <w:tcPr>
+            <w:tcW w:type="dxa" w:w="1530"/>
+          </w:tcPr>
+          <w:p>
+            <w:r>
+              <w:t>12:00-12:40</w:t>
+            </w:r>
+          </w:p>
+        </w:tc>
+        <w:tc>
+          <w:tcPr>
+            <w:tcW w:type="dxa" w:w="1530"/>
+          </w:tcPr>
+          <w:p>
+            <w:r>
+              <w:t>8B</w:t>
+              <w:br/>
+              <w:t>GENERAL SCIENCE</w:t>
+            </w:r>
+          </w:p>
+        </w:tc>
+        <w:tc>
+          <w:tcPr>
+            <w:tcW w:type="dxa" w:w="1530"/>
+          </w:tcPr>
+          <w:p>
+            <w:r>
+              <w:t>8B</w:t>
+              <w:br/>
+              <w:t>GENERAL SCIENCE</w:t>
+            </w:r>
+          </w:p>
+        </w:tc>
+        <w:tc>
+          <w:tcPr>
+            <w:tcW w:type="dxa" w:w="1530"/>
           </w:tcPr>
           <w:p>
             <w:r>
@@ -268,7 +688,19 @@
         </w:tc>
         <w:tc>
           <w:tcPr>
-            <w:tcW w:type="dxa" w:w="1080"/>
+            <w:tcW w:type="dxa" w:w="1530"/>
+          </w:tcPr>
+          <w:p>
+            <w:r>
+              <w:t>6B</w:t>
+              <w:br/>
+              <w:t>GENERAL SCIENCE</w:t>
+            </w:r>
+          </w:p>
+        </w:tc>
+        <w:tc>
+          <w:tcPr>
+            <w:tcW w:type="dxa" w:w="1530"/>
           </w:tcPr>
           <w:p>
             <w:r>
@@ -280,11 +712,11 @@
         </w:tc>
         <w:tc>
           <w:tcPr>
-            <w:tcW w:type="dxa" w:w="1080"/>
+            <w:tcW w:type="dxa" w:w="1530"/>
           </w:tcPr>
           <w:p>
             <w:r>
-              <w:t>8:40-9:15</w:t>
+              <w:t>11:35-12:15</w:t>
             </w:r>
           </w:p>
         </w:tc>
@@ -292,27 +724,27 @@
       <w:tr>
         <w:tc>
           <w:tcPr>
-            <w:tcW w:type="dxa" w:w="1080"/>
+            <w:tcW w:type="dxa" w:w="1530"/>
           </w:tcPr>
           <w:p>
             <w:r>
-              <w:t>P3</w:t>
+              <w:t>P7</w:t>
             </w:r>
           </w:p>
         </w:tc>
         <w:tc>
           <w:tcPr>
-            <w:tcW w:type="dxa" w:w="1080"/>
+            <w:tcW w:type="dxa" w:w="1530"/>
           </w:tcPr>
           <w:p>
             <w:r>
-              <w:t>9:30-10:10</w:t>
+              <w:t>12:40-1:20</w:t>
             </w:r>
           </w:p>
         </w:tc>
         <w:tc>
           <w:tcPr>
-            <w:tcW w:type="dxa" w:w="1080"/>
+            <w:tcW w:type="dxa" w:w="1530"/>
           </w:tcPr>
           <w:p>
             <w:r>
@@ -324,7 +756,19 @@
         </w:tc>
         <w:tc>
           <w:tcPr>
-            <w:tcW w:type="dxa" w:w="1080"/>
+            <w:tcW w:type="dxa" w:w="1530"/>
+          </w:tcPr>
+          <w:p>
+            <w:r>
+              <w:t>6B</w:t>
+              <w:br/>
+              <w:t>GENERAL SCIENCE</w:t>
+            </w:r>
+          </w:p>
+        </w:tc>
+        <w:tc>
+          <w:tcPr>
+            <w:tcW w:type="dxa" w:w="1530"/>
           </w:tcPr>
           <w:p>
             <w:r/>
@@ -332,7 +776,7 @@
         </w:tc>
         <w:tc>
           <w:tcPr>
-            <w:tcW w:type="dxa" w:w="1080"/>
+            <w:tcW w:type="dxa" w:w="1530"/>
           </w:tcPr>
           <w:p>
             <w:r/>
@@ -340,7 +784,53 @@
         </w:tc>
         <w:tc>
           <w:tcPr>
-            <w:tcW w:type="dxa" w:w="1080"/>
+            <w:tcW w:type="dxa" w:w="1530"/>
+          </w:tcPr>
+          <w:p>
+            <w:r/>
+          </w:p>
+        </w:tc>
+        <w:tc>
+          <w:tcPr>
+            <w:tcW w:type="dxa" w:w="1530"/>
+          </w:tcPr>
+          <w:p>
+            <w:r/>
+          </w:p>
+        </w:tc>
+      </w:tr>
+      <w:tr>
+        <w:tc>
+          <w:tcPr>
+            <w:tcW w:type="dxa" w:w="1530"/>
+          </w:tcPr>
+          <w:p>
+            <w:r>
+              <w:t>P8</w:t>
+            </w:r>
+          </w:p>
+        </w:tc>
+        <w:tc>
+          <w:tcPr>
+            <w:tcW w:type="dxa" w:w="1530"/>
+          </w:tcPr>
+          <w:p>
+            <w:r>
+              <w:t>1:20-2:00</w:t>
+            </w:r>
+          </w:p>
+        </w:tc>
+        <w:tc>
+          <w:tcPr>
+            <w:tcW w:type="dxa" w:w="1530"/>
+          </w:tcPr>
+          <w:p>
+            <w:r/>
+          </w:p>
+        </w:tc>
+        <w:tc>
+          <w:tcPr>
+            <w:tcW w:type="dxa" w:w="1530"/>
           </w:tcPr>
           <w:p>
             <w:r>
@@ -352,59 +842,7 @@
         </w:tc>
         <w:tc>
           <w:tcPr>
-            <w:tcW w:type="dxa" w:w="1080"/>
-          </w:tcPr>
-          <w:p>
-            <w:r>
-              <w:t>7D</w:t>
-              <w:br/>
-              <w:t>GENERAL SCIENCE</w:t>
-            </w:r>
-          </w:p>
-        </w:tc>
-        <w:tc>
-          <w:tcPr>
-            <w:tcW w:type="dxa" w:w="1080"/>
-          </w:tcPr>
-          <w:p>
-            <w:r>
-              <w:t>9:15-9:50</w:t>
-            </w:r>
-          </w:p>
-        </w:tc>
-      </w:tr>
-      <w:tr>
-        <w:tc>
-          <w:tcPr>
-            <w:tcW w:type="dxa" w:w="1080"/>
-          </w:tcPr>
-          <w:p>
-            <w:r>
-              <w:t>P4</w:t>
-            </w:r>
-          </w:p>
-        </w:tc>
-        <w:tc>
-          <w:tcPr>
-            <w:tcW w:type="dxa" w:w="1080"/>
-          </w:tcPr>
-          <w:p>
-            <w:r>
-              <w:t>10:10-10:50</w:t>
-            </w:r>
-          </w:p>
-        </w:tc>
-        <w:tc>
-          <w:tcPr>
-            <w:tcW w:type="dxa" w:w="1080"/>
-          </w:tcPr>
-          <w:p>
-            <w:r/>
-          </w:p>
-        </w:tc>
-        <w:tc>
-          <w:tcPr>
-            <w:tcW w:type="dxa" w:w="1080"/>
+            <w:tcW w:type="dxa" w:w="1530"/>
           </w:tcPr>
           <w:p>
             <w:r>
@@ -416,235 +854,7 @@
         </w:tc>
         <w:tc>
           <w:tcPr>
-            <w:tcW w:type="dxa" w:w="1080"/>
-          </w:tcPr>
-          <w:p>
-            <w:r>
-              <w:t>8B</w:t>
-              <w:br/>
-              <w:t>GENERAL SCIENCE</w:t>
-            </w:r>
-          </w:p>
-        </w:tc>
-        <w:tc>
-          <w:tcPr>
-            <w:tcW w:type="dxa" w:w="1080"/>
-          </w:tcPr>
-          <w:p>
-            <w:r/>
-          </w:p>
-        </w:tc>
-        <w:tc>
-          <w:tcPr>
-            <w:tcW w:type="dxa" w:w="1080"/>
-          </w:tcPr>
-          <w:p>
-            <w:r>
-              <w:t>7A</w:t>
-              <w:br/>
-              <w:t>GENERAL SCIENCE</w:t>
-            </w:r>
-          </w:p>
-        </w:tc>
-        <w:tc>
-          <w:tcPr>
-            <w:tcW w:type="dxa" w:w="1080"/>
-          </w:tcPr>
-          <w:p>
-            <w:r>
-              <w:t>9:50-10:25</w:t>
-            </w:r>
-          </w:p>
-        </w:tc>
-      </w:tr>
-      <w:tr>
-        <w:tc>
-          <w:tcPr>
-            <w:tcW w:type="dxa" w:w="1080"/>
-          </w:tcPr>
-          <w:p>
-            <w:r>
-              <w:t>Lunch</w:t>
-            </w:r>
-          </w:p>
-        </w:tc>
-        <w:tc>
-          <w:tcPr>
-            <w:tcW w:type="dxa" w:w="1080"/>
-          </w:tcPr>
-          <w:p>
-            <w:r>
-              <w:t>10:50-11:20</w:t>
-            </w:r>
-          </w:p>
-        </w:tc>
-        <w:tc>
-          <w:tcPr>
-            <w:tcW w:type="dxa" w:w="1080"/>
-          </w:tcPr>
-          <w:p>
-            <w:r/>
-          </w:p>
-        </w:tc>
-        <w:tc>
-          <w:tcPr>
-            <w:tcW w:type="dxa" w:w="1080"/>
-          </w:tcPr>
-          <w:p>
-            <w:r/>
-          </w:p>
-        </w:tc>
-        <w:tc>
-          <w:tcPr>
-            <w:tcW w:type="dxa" w:w="1080"/>
-          </w:tcPr>
-          <w:p>
-            <w:r/>
-          </w:p>
-        </w:tc>
-        <w:tc>
-          <w:tcPr>
-            <w:tcW w:type="dxa" w:w="1080"/>
-          </w:tcPr>
-          <w:p>
-            <w:r/>
-          </w:p>
-        </w:tc>
-        <w:tc>
-          <w:tcPr>
-            <w:tcW w:type="dxa" w:w="1080"/>
-          </w:tcPr>
-          <w:p>
-            <w:r/>
-          </w:p>
-        </w:tc>
-        <w:tc>
-          <w:tcPr>
-            <w:tcW w:type="dxa" w:w="1080"/>
-          </w:tcPr>
-          <w:p>
-            <w:r>
-              <w:t>10:25-10:55</w:t>
-            </w:r>
-          </w:p>
-        </w:tc>
-      </w:tr>
-      <w:tr>
-        <w:tc>
-          <w:tcPr>
-            <w:tcW w:type="dxa" w:w="1080"/>
-          </w:tcPr>
-          <w:p>
-            <w:r>
-              <w:t>P5</w:t>
-            </w:r>
-          </w:p>
-        </w:tc>
-        <w:tc>
-          <w:tcPr>
-            <w:tcW w:type="dxa" w:w="1080"/>
-          </w:tcPr>
-          <w:p>
-            <w:r>
-              <w:t>11:20-12:00</w:t>
-            </w:r>
-          </w:p>
-        </w:tc>
-        <w:tc>
-          <w:tcPr>
-            <w:tcW w:type="dxa" w:w="1080"/>
-          </w:tcPr>
-          <w:p>
-            <w:r/>
-          </w:p>
-        </w:tc>
-        <w:tc>
-          <w:tcPr>
-            <w:tcW w:type="dxa" w:w="1080"/>
-          </w:tcPr>
-          <w:p>
-            <w:r/>
-          </w:p>
-        </w:tc>
-        <w:tc>
-          <w:tcPr>
-            <w:tcW w:type="dxa" w:w="1080"/>
-          </w:tcPr>
-          <w:p>
-            <w:r/>
-          </w:p>
-        </w:tc>
-        <w:tc>
-          <w:tcPr>
-            <w:tcW w:type="dxa" w:w="1080"/>
-          </w:tcPr>
-          <w:p>
-            <w:r/>
-          </w:p>
-        </w:tc>
-        <w:tc>
-          <w:tcPr>
-            <w:tcW w:type="dxa" w:w="1080"/>
-          </w:tcPr>
-          <w:p>
-            <w:r>
-              <w:t>6B</w:t>
-              <w:br/>
-              <w:t>GENERAL SCIENCE</w:t>
-            </w:r>
-          </w:p>
-        </w:tc>
-        <w:tc>
-          <w:tcPr>
-            <w:tcW w:type="dxa" w:w="1080"/>
-          </w:tcPr>
-          <w:p>
-            <w:r>
-              <w:t>10:55-11:35</w:t>
-            </w:r>
-          </w:p>
-        </w:tc>
-      </w:tr>
-      <w:tr>
-        <w:tc>
-          <w:tcPr>
-            <w:tcW w:type="dxa" w:w="1080"/>
-          </w:tcPr>
-          <w:p>
-            <w:r>
-              <w:t>P6</w:t>
-            </w:r>
-          </w:p>
-        </w:tc>
-        <w:tc>
-          <w:tcPr>
-            <w:tcW w:type="dxa" w:w="1080"/>
-          </w:tcPr>
-          <w:p>
-            <w:r>
-              <w:t>12:00-12:40</w:t>
-            </w:r>
-          </w:p>
-        </w:tc>
-        <w:tc>
-          <w:tcPr>
-            <w:tcW w:type="dxa" w:w="1080"/>
-          </w:tcPr>
-          <w:p>
-            <w:r/>
-          </w:p>
-        </w:tc>
-        <w:tc>
-          <w:tcPr>
-            <w:tcW w:type="dxa" w:w="1080"/>
-          </w:tcPr>
-          <w:p>
-            <w:r/>
-          </w:p>
-        </w:tc>
-        <w:tc>
-          <w:tcPr>
-            <w:tcW w:type="dxa" w:w="1080"/>
+            <w:tcW w:type="dxa" w:w="1530"/>
           </w:tcPr>
           <w:p>
             <w:r>
@@ -656,111 +866,7 @@
         </w:tc>
         <w:tc>
           <w:tcPr>
-            <w:tcW w:type="dxa" w:w="1080"/>
-          </w:tcPr>
-          <w:p>
-            <w:r>
-              <w:t>6B</w:t>
-              <w:br/>
-              <w:t>GENERAL SCIENCE</w:t>
-            </w:r>
-          </w:p>
-        </w:tc>
-        <w:tc>
-          <w:tcPr>
-            <w:tcW w:type="dxa" w:w="1080"/>
-          </w:tcPr>
-          <w:p>
-            <w:r>
-              <w:t>8B</w:t>
-              <w:br/>
-              <w:t>GENERAL SCIENCE</w:t>
-            </w:r>
-          </w:p>
-        </w:tc>
-        <w:tc>
-          <w:tcPr>
-            <w:tcW w:type="dxa" w:w="1080"/>
-          </w:tcPr>
-          <w:p>
-            <w:r>
-              <w:t>11:35-12:15</w:t>
-            </w:r>
-          </w:p>
-        </w:tc>
-      </w:tr>
-      <w:tr>
-        <w:tc>
-          <w:tcPr>
-            <w:tcW w:type="dxa" w:w="1080"/>
-          </w:tcPr>
-          <w:p>
-            <w:r>
-              <w:t>P7</w:t>
-            </w:r>
-          </w:p>
-        </w:tc>
-        <w:tc>
-          <w:tcPr>
-            <w:tcW w:type="dxa" w:w="1080"/>
-          </w:tcPr>
-          <w:p>
-            <w:r>
-              <w:t>12:40-1:20</w:t>
-            </w:r>
-          </w:p>
-        </w:tc>
-        <w:tc>
-          <w:tcPr>
-            <w:tcW w:type="dxa" w:w="1080"/>
-          </w:tcPr>
-          <w:p>
-            <w:r>
-              <w:t>7D</w:t>
-              <w:br/>
-              <w:t>GENERAL SCIENCE</w:t>
-            </w:r>
-          </w:p>
-        </w:tc>
-        <w:tc>
-          <w:tcPr>
-            <w:tcW w:type="dxa" w:w="1080"/>
-          </w:tcPr>
-          <w:p>
-            <w:r>
-              <w:t>6A</w:t>
-              <w:br/>
-              <w:t>GENERAL SCIENCE</w:t>
-            </w:r>
-          </w:p>
-        </w:tc>
-        <w:tc>
-          <w:tcPr>
-            <w:tcW w:type="dxa" w:w="1080"/>
-          </w:tcPr>
-          <w:p>
-            <w:r>
-              <w:t>6B</w:t>
-              <w:br/>
-              <w:t>GENERAL SCIENCE</w:t>
-            </w:r>
-          </w:p>
-        </w:tc>
-        <w:tc>
-          <w:tcPr>
-            <w:tcW w:type="dxa" w:w="1080"/>
-          </w:tcPr>
-          <w:p>
-            <w:r>
-              <w:t>8B</w:t>
-              <w:br/>
-              <w:t>GENERAL SCIENCE</w:t>
-            </w:r>
-          </w:p>
-        </w:tc>
-        <w:tc>
-          <w:tcPr>
-            <w:tcW w:type="dxa" w:w="1080"/>
+            <w:tcW w:type="dxa" w:w="1530"/>
           </w:tcPr>
           <w:p>
             <w:r/>
@@ -768,89 +874,7 @@
         </w:tc>
         <w:tc>
           <w:tcPr>
-            <w:tcW w:type="dxa" w:w="1080"/>
-          </w:tcPr>
-          <w:p>
-            <w:r/>
-          </w:p>
-        </w:tc>
-      </w:tr>
-      <w:tr>
-        <w:tc>
-          <w:tcPr>
-            <w:tcW w:type="dxa" w:w="1080"/>
-          </w:tcPr>
-          <w:p>
-            <w:r>
-              <w:t>P8</w:t>
-            </w:r>
-          </w:p>
-        </w:tc>
-        <w:tc>
-          <w:tcPr>
-            <w:tcW w:type="dxa" w:w="1080"/>
-          </w:tcPr>
-          <w:p>
-            <w:r>
-              <w:t>1:20-2:00</w:t>
-            </w:r>
-          </w:p>
-        </w:tc>
-        <w:tc>
-          <w:tcPr>
-            <w:tcW w:type="dxa" w:w="1080"/>
-          </w:tcPr>
-          <w:p>
-            <w:r>
-              <w:t>8B</w:t>
-              <w:br/>
-              <w:t>GENERAL SCIENCE</w:t>
-            </w:r>
-          </w:p>
-        </w:tc>
-        <w:tc>
-          <w:tcPr>
-            <w:tcW w:type="dxa" w:w="1080"/>
-          </w:tcPr>
-          <w:p>
-            <w:r>
-              <w:t>7D</w:t>
-              <w:br/>
-              <w:t>GENERAL SCIENCE</w:t>
-            </w:r>
-          </w:p>
-        </w:tc>
-        <w:tc>
-          <w:tcPr>
-            <w:tcW w:type="dxa" w:w="1080"/>
-          </w:tcPr>
-          <w:p>
-            <w:r>
-              <w:t>7D</w:t>
-              <w:br/>
-              <w:t>GENERAL SCIENCE</w:t>
-            </w:r>
-          </w:p>
-        </w:tc>
-        <w:tc>
-          <w:tcPr>
-            <w:tcW w:type="dxa" w:w="1080"/>
-          </w:tcPr>
-          <w:p>
-            <w:r/>
-          </w:p>
-        </w:tc>
-        <w:tc>
-          <w:tcPr>
-            <w:tcW w:type="dxa" w:w="1080"/>
-          </w:tcPr>
-          <w:p>
-            <w:r/>
-          </w:p>
-        </w:tc>
-        <w:tc>
-          <w:tcPr>
-            <w:tcW w:type="dxa" w:w="1080"/>
+            <w:tcW w:type="dxa" w:w="1530"/>
           </w:tcPr>
           <w:p>
             <w:r/>
@@ -859,7 +883,7 @@
       </w:tr>
     </w:tbl>
     <w:sectPr>
-      <w:pgSz w:w="12240" w:h="15840"/>
+      <w:pgSz w:w="15840" w:h="12240" w:orient="landscape"/>
       <w:pgMar w:top="1440" w:right="1800" w:bottom="1440" w:left="1800" w:header="720" w:footer="720" w:gutter="0"/>
       <w:cols w:space="720"/>
       <w:docGrid w:linePitch="360"/>

--- a/SARWAT AZIZ_timetable.docx
+++ b/SARWAT AZIZ_timetable.docx
@@ -603,7 +603,11 @@
             <w:tcW w:type="dxa" w:w="1530"/>
           </w:tcPr>
           <w:p>
-            <w:r/>
+            <w:r>
+              <w:t>6B</w:t>
+              <w:br/>
+              <w:t>GENERAL SCIENCE</w:t>
+            </w:r>
           </w:p>
         </w:tc>
         <w:tc>
@@ -691,11 +695,7 @@
             <w:tcW w:type="dxa" w:w="1530"/>
           </w:tcPr>
           <w:p>
-            <w:r>
-              <w:t>6B</w:t>
-              <w:br/>
-              <w:t>GENERAL SCIENCE</w:t>
-            </w:r>
+            <w:r/>
           </w:p>
         </w:tc>
         <w:tc>

--- a/SARWAT AZIZ_timetable.docx
+++ b/SARWAT AZIZ_timetable.docx
@@ -343,7 +343,11 @@
             <w:tcW w:type="dxa" w:w="1530"/>
           </w:tcPr>
           <w:p>
-            <w:r/>
+            <w:r>
+              <w:t>6B</w:t>
+              <w:br/>
+              <w:t>GENERAL SCIENCE</w:t>
+            </w:r>
           </w:p>
         </w:tc>
         <w:tc>
@@ -759,11 +763,7 @@
             <w:tcW w:type="dxa" w:w="1530"/>
           </w:tcPr>
           <w:p>
-            <w:r>
-              <w:t>6B</w:t>
-              <w:br/>
-              <w:t>GENERAL SCIENCE</w:t>
-            </w:r>
+            <w:r/>
           </w:p>
         </w:tc>
         <w:tc>

--- a/SARWAT AZIZ_timetable.docx
+++ b/SARWAT AZIZ_timetable.docx
@@ -256,7 +256,19 @@
           </w:tcPr>
           <w:p>
             <w:r>
-              <w:t>6B</w:t>
+              <w:t>8B</w:t>
+              <w:br/>
+              <w:t>GENERAL SCIENCE</w:t>
+            </w:r>
+          </w:p>
+        </w:tc>
+        <w:tc>
+          <w:tcPr>
+            <w:tcW w:type="dxa" w:w="1530"/>
+          </w:tcPr>
+          <w:p>
+            <w:r>
+              <w:t>7D</w:t>
               <w:br/>
               <w:t>GENERAL SCIENCE</w:t>
             </w:r>
@@ -275,15 +287,11 @@
             <w:tcW w:type="dxa" w:w="1530"/>
           </w:tcPr>
           <w:p>
-            <w:r/>
-          </w:p>
-        </w:tc>
-        <w:tc>
-          <w:tcPr>
-            <w:tcW w:type="dxa" w:w="1530"/>
-          </w:tcPr>
-          <w:p>
-            <w:r/>
+            <w:r>
+              <w:t>8B</w:t>
+              <w:br/>
+              <w:t>GENERAL SCIENCE</w:t>
+            </w:r>
           </w:p>
         </w:tc>
         <w:tc>
@@ -292,7 +300,7 @@
           </w:tcPr>
           <w:p>
             <w:r>
-              <w:t>7A</w:t>
+              <w:t>8B</w:t>
               <w:br/>
               <w:t>GENERAL SCIENCE</w:t>
             </w:r>
@@ -335,26 +343,6 @@
             <w:tcW w:type="dxa" w:w="1530"/>
           </w:tcPr>
           <w:p>
-            <w:r/>
-          </w:p>
-        </w:tc>
-        <w:tc>
-          <w:tcPr>
-            <w:tcW w:type="dxa" w:w="1530"/>
-          </w:tcPr>
-          <w:p>
-            <w:r>
-              <w:t>6B</w:t>
-              <w:br/>
-              <w:t>GENERAL SCIENCE</w:t>
-            </w:r>
-          </w:p>
-        </w:tc>
-        <w:tc>
-          <w:tcPr>
-            <w:tcW w:type="dxa" w:w="1530"/>
-          </w:tcPr>
-          <w:p>
             <w:r>
               <w:t>7D</w:t>
               <w:br/>
@@ -367,11 +355,7 @@
             <w:tcW w:type="dxa" w:w="1530"/>
           </w:tcPr>
           <w:p>
-            <w:r>
-              <w:t>7D</w:t>
-              <w:br/>
-              <w:t>GENERAL SCIENCE</w:t>
-            </w:r>
+            <w:r/>
           </w:p>
         </w:tc>
         <w:tc>
@@ -384,6 +368,26 @@
               <w:br/>
               <w:t>GENERAL SCIENCE</w:t>
             </w:r>
+          </w:p>
+        </w:tc>
+        <w:tc>
+          <w:tcPr>
+            <w:tcW w:type="dxa" w:w="1530"/>
+          </w:tcPr>
+          <w:p>
+            <w:r>
+              <w:t>6A</w:t>
+              <w:br/>
+              <w:t>GENERAL SCIENCE</w:t>
+            </w:r>
+          </w:p>
+        </w:tc>
+        <w:tc>
+          <w:tcPr>
+            <w:tcW w:type="dxa" w:w="1530"/>
+          </w:tcPr>
+          <w:p>
+            <w:r/>
           </w:p>
         </w:tc>
         <w:tc>
@@ -423,11 +427,7 @@
             <w:tcW w:type="dxa" w:w="1530"/>
           </w:tcPr>
           <w:p>
-            <w:r>
-              <w:t>7D</w:t>
-              <w:br/>
-              <w:t>GENERAL SCIENCE</w:t>
-            </w:r>
+            <w:r/>
           </w:p>
         </w:tc>
         <w:tc>
@@ -447,16 +447,8 @@
             <w:tcW w:type="dxa" w:w="1530"/>
           </w:tcPr>
           <w:p>
-            <w:r/>
-          </w:p>
-        </w:tc>
-        <w:tc>
-          <w:tcPr>
-            <w:tcW w:type="dxa" w:w="1530"/>
-          </w:tcPr>
-          <w:p>
             <w:r>
-              <w:t>8B</w:t>
+              <w:t>7D</w:t>
               <w:br/>
               <w:t>GENERAL SCIENCE</w:t>
             </w:r>
@@ -468,6 +460,18 @@
           </w:tcPr>
           <w:p>
             <w:r/>
+          </w:p>
+        </w:tc>
+        <w:tc>
+          <w:tcPr>
+            <w:tcW w:type="dxa" w:w="1530"/>
+          </w:tcPr>
+          <w:p>
+            <w:r>
+              <w:t>6A</w:t>
+              <w:br/>
+              <w:t>GENERAL SCIENCE</w:t>
+            </w:r>
           </w:p>
         </w:tc>
         <w:tc>
@@ -579,7 +583,11 @@
             <w:tcW w:type="dxa" w:w="1530"/>
           </w:tcPr>
           <w:p>
-            <w:r/>
+            <w:r>
+              <w:t>6B</w:t>
+              <w:br/>
+              <w:t>GENERAL SCIENCE</w:t>
+            </w:r>
           </w:p>
         </w:tc>
         <w:tc>
@@ -595,11 +603,7 @@
             <w:tcW w:type="dxa" w:w="1530"/>
           </w:tcPr>
           <w:p>
-            <w:r>
-              <w:t>6B</w:t>
-              <w:br/>
-              <w:t>GENERAL SCIENCE</w:t>
-            </w:r>
+            <w:r/>
           </w:p>
         </w:tc>
         <w:tc>
@@ -663,8 +667,16 @@
             <w:tcW w:type="dxa" w:w="1530"/>
           </w:tcPr>
           <w:p>
+            <w:r/>
+          </w:p>
+        </w:tc>
+        <w:tc>
+          <w:tcPr>
+            <w:tcW w:type="dxa" w:w="1530"/>
+          </w:tcPr>
+          <w:p>
             <w:r>
-              <w:t>8B</w:t>
+              <w:t>6B</w:t>
               <w:br/>
               <w:t>GENERAL SCIENCE</w:t>
             </w:r>
@@ -676,7 +688,7 @@
           </w:tcPr>
           <w:p>
             <w:r>
-              <w:t>8B</w:t>
+              <w:t>6B</w:t>
               <w:br/>
               <w:t>GENERAL SCIENCE</w:t>
             </w:r>
@@ -688,7 +700,7 @@
           </w:tcPr>
           <w:p>
             <w:r>
-              <w:t>6A</w:t>
+              <w:t>7D</w:t>
               <w:br/>
               <w:t>GENERAL SCIENCE</w:t>
             </w:r>
@@ -699,16 +711,8 @@
             <w:tcW w:type="dxa" w:w="1530"/>
           </w:tcPr>
           <w:p>
-            <w:r/>
-          </w:p>
-        </w:tc>
-        <w:tc>
-          <w:tcPr>
-            <w:tcW w:type="dxa" w:w="1530"/>
-          </w:tcPr>
-          <w:p>
             <w:r>
-              <w:t>6A</w:t>
+              <w:t>7A</w:t>
               <w:br/>
               <w:t>GENERAL SCIENCE</w:t>
             </w:r>
@@ -771,7 +775,11 @@
             <w:tcW w:type="dxa" w:w="1530"/>
           </w:tcPr>
           <w:p>
-            <w:r/>
+            <w:r>
+              <w:t>6A</w:t>
+              <w:br/>
+              <w:t>GENERAL SCIENCE</w:t>
+            </w:r>
           </w:p>
         </w:tc>
         <w:tc>
@@ -834,18 +842,6 @@
           </w:tcPr>
           <w:p>
             <w:r>
-              <w:t>7D</w:t>
-              <w:br/>
-              <w:t>GENERAL SCIENCE</w:t>
-            </w:r>
-          </w:p>
-        </w:tc>
-        <w:tc>
-          <w:tcPr>
-            <w:tcW w:type="dxa" w:w="1530"/>
-          </w:tcPr>
-          <w:p>
-            <w:r>
               <w:t>8B</w:t>
               <w:br/>
               <w:t>GENERAL SCIENCE</w:t>
@@ -857,11 +853,15 @@
             <w:tcW w:type="dxa" w:w="1530"/>
           </w:tcPr>
           <w:p>
-            <w:r>
-              <w:t>6A</w:t>
-              <w:br/>
-              <w:t>GENERAL SCIENCE</w:t>
-            </w:r>
+            <w:r/>
+          </w:p>
+        </w:tc>
+        <w:tc>
+          <w:tcPr>
+            <w:tcW w:type="dxa" w:w="1530"/>
+          </w:tcPr>
+          <w:p>
+            <w:r/>
           </w:p>
         </w:tc>
         <w:tc>
